--- a/Writing/Artigo ESG/reference.docx
+++ b/Writing/Artigo ESG/reference.docx
@@ -1,10 +1,10 @@
 
 <file path=word/document.xml><?xml version="1.0" encoding="utf-8"?>
-<w:document xmlns:wpc="http://schemas.microsoft.com/office/word/2010/wordprocessingCanvas" xmlns:cx="http://schemas.microsoft.com/office/drawing/2014/chartex" xmlns:cx1="http://schemas.microsoft.com/office/drawing/2015/9/8/chartex" xmlns:cx2="http://schemas.microsoft.com/office/drawing/2015/10/21/chartex" xmlns:cx3="http://schemas.microsoft.com/office/drawing/2016/5/9/chartex" xmlns:cx4="http://schemas.microsoft.com/office/drawing/2016/5/10/chartex" xmlns:cx5="http://schemas.microsoft.com/office/drawing/2016/5/11/chartex" xmlns:cx6="http://schemas.microsoft.com/office/drawing/2016/5/12/chartex" xmlns:cx7="http://schemas.microsoft.com/office/drawing/2016/5/13/chartex" xmlns:cx8="http://schemas.microsoft.com/office/drawing/2016/5/14/chartex" xmlns:mc="http://schemas.openxmlformats.org/markup-compatibility/2006" xmlns:aink="http://schemas.microsoft.com/office/drawing/2016/ink" xmlns:am3d="http://schemas.microsoft.com/office/drawing/2017/model3d" xmlns:o="urn:schemas-microsoft-com:office:office" xmlns:oel="http://schemas.microsoft.com/office/2019/extlst" xmlns:r="http://schemas.openxmlformats.org/officeDocument/2006/relationships" xmlns:m="http://schemas.openxmlformats.org/officeDocument/2006/math" xmlns:v="urn:schemas-microsoft-com:vml" xmlns:wp14="http://schemas.microsoft.com/office/word/2010/wordprocessingDrawing" xmlns:wp="http://schemas.openxmlformats.org/drawingml/2006/wordprocessingDrawing" xmlns:w10="urn:schemas-microsoft-com:office:word" xmlns:w="http://schemas.openxmlformats.org/wordprocessingml/2006/main" xmlns:w14="http://schemas.microsoft.com/office/word/2010/wordml" xmlns:w15="http://schemas.microsoft.com/office/word/2012/wordml" xmlns:w16cex="http://schemas.microsoft.com/office/word/2018/wordml/cex" xmlns:w16cid="http://schemas.microsoft.com/office/word/2016/wordml/cid" xmlns:w16="http://schemas.microsoft.com/office/word/2018/wordml" xmlns:w16du="http://schemas.microsoft.com/office/word/2023/wordml/word16du" xmlns:w16sdtdh="http://schemas.microsoft.com/office/word/2020/wordml/sdtdatahash" xmlns:w16sdtfl="http://schemas.microsoft.com/office/word/2024/wordml/sdtformatlock" xmlns:w16se="http://schemas.microsoft.com/office/word/2015/wordml/symex" xmlns:wpg="http://schemas.microsoft.com/office/word/2010/wordprocessingGroup" xmlns:wpi="http://schemas.microsoft.com/office/word/2010/wordprocessingInk" xmlns:wne="http://schemas.microsoft.com/office/word/2006/wordml" xmlns:wps="http://schemas.microsoft.com/office/word/2010/wordprocessingShape" mc:Ignorable="w14 w15 w16se w16cid w16 w16cex w16sdtdh w16sdtfl w16du wp14">
+<w:document xmlns:wpc="http://schemas.microsoft.com/office/word/2010/wordprocessingCanvas" xmlns:cx="http://schemas.microsoft.com/office/drawing/2014/chartex" xmlns:cx1="http://schemas.microsoft.com/office/drawing/2015/9/8/chartex" xmlns:cx2="http://schemas.microsoft.com/office/drawing/2015/10/21/chartex" xmlns:cx3="http://schemas.microsoft.com/office/drawing/2016/5/9/chartex" xmlns:cx4="http://schemas.microsoft.com/office/drawing/2016/5/10/chartex" xmlns:cx5="http://schemas.microsoft.com/office/drawing/2016/5/11/chartex" xmlns:cx6="http://schemas.microsoft.com/office/drawing/2016/5/12/chartex" xmlns:cx7="http://schemas.microsoft.com/office/drawing/2016/5/13/chartex" xmlns:cx8="http://schemas.microsoft.com/office/drawing/2016/5/14/chartex" xmlns:mc="http://schemas.openxmlformats.org/markup-compatibility/2006" xmlns:aink="http://schemas.microsoft.com/office/drawing/2016/ink" xmlns:am3d="http://schemas.microsoft.com/office/drawing/2017/model3d" xmlns:o="urn:schemas-microsoft-com:office:office" xmlns:oel="http://schemas.microsoft.com/office/2019/extlst" xmlns:r="http://schemas.openxmlformats.org/officeDocument/2006/relationships" xmlns:m="http://schemas.openxmlformats.org/officeDocument/2006/math" xmlns:v="urn:schemas-microsoft-com:vml" xmlns:wp14="http://schemas.microsoft.com/office/word/2010/wordprocessingDrawing" xmlns:wp="http://schemas.openxmlformats.org/drawingml/2006/wordprocessingDrawing" xmlns:w10="urn:schemas-microsoft-com:office:word" xmlns:w="http://schemas.openxmlformats.org/wordprocessingml/2006/main" xmlns:w14="http://schemas.microsoft.com/office/word/2010/wordml" xmlns:w15="http://schemas.microsoft.com/office/word/2012/wordml" xmlns:w16cei="http://schemas.microsoft.com/office/word/2026/wordml/cei" xmlns:w16cex="http://schemas.microsoft.com/office/word/2018/wordml/cex" xmlns:w16cid="http://schemas.microsoft.com/office/word/2016/wordml/cid" xmlns:w16="http://schemas.microsoft.com/office/word/2018/wordml" xmlns:w16du="http://schemas.microsoft.com/office/word/2023/wordml/word16du" xmlns:w16sdtdh="http://schemas.microsoft.com/office/word/2020/wordml/sdtdatahash" xmlns:w16sdtfl="http://schemas.microsoft.com/office/word/2024/wordml/sdtformatlock" xmlns:w16se="http://schemas.microsoft.com/office/word/2015/wordml/symex" xmlns:wpg="http://schemas.microsoft.com/office/word/2010/wordprocessingGroup" xmlns:wpi="http://schemas.microsoft.com/office/word/2010/wordprocessingInk" xmlns:wne="http://schemas.microsoft.com/office/word/2006/wordml" xmlns:wps="http://schemas.microsoft.com/office/word/2010/wordprocessingShape" mc:Ignorable="w14 w15 w16se w16cid w16 w16cex w16sdtdh w16sdtfl w16du wp14">
   <w:body>
     <w:p>
       <w:pPr>
-        <w:pStyle w:val="Title"/>
+        <w:pStyle w:val="Heading1"/>
       </w:pPr>
       <w:r>
         <w:t xml:space="preserve">Title </w:t>
@@ -326,7 +326,7 @@
 </file>
 
 <file path=word/endnotes.xml><?xml version="1.0" encoding="utf-8"?>
-<w:endnotes xmlns:wpc="http://schemas.microsoft.com/office/word/2010/wordprocessingCanvas" xmlns:cx="http://schemas.microsoft.com/office/drawing/2014/chartex" xmlns:cx1="http://schemas.microsoft.com/office/drawing/2015/9/8/chartex" xmlns:cx2="http://schemas.microsoft.com/office/drawing/2015/10/21/chartex" xmlns:cx3="http://schemas.microsoft.com/office/drawing/2016/5/9/chartex" xmlns:cx4="http://schemas.microsoft.com/office/drawing/2016/5/10/chartex" xmlns:cx5="http://schemas.microsoft.com/office/drawing/2016/5/11/chartex" xmlns:cx6="http://schemas.microsoft.com/office/drawing/2016/5/12/chartex" xmlns:cx7="http://schemas.microsoft.com/office/drawing/2016/5/13/chartex" xmlns:cx8="http://schemas.microsoft.com/office/drawing/2016/5/14/chartex" xmlns:mc="http://schemas.openxmlformats.org/markup-compatibility/2006" xmlns:aink="http://schemas.microsoft.com/office/drawing/2016/ink" xmlns:am3d="http://schemas.microsoft.com/office/drawing/2017/model3d" xmlns:o="urn:schemas-microsoft-com:office:office" xmlns:oel="http://schemas.microsoft.com/office/2019/extlst" xmlns:r="http://schemas.openxmlformats.org/officeDocument/2006/relationships" xmlns:m="http://schemas.openxmlformats.org/officeDocument/2006/math" xmlns:v="urn:schemas-microsoft-com:vml" xmlns:wp14="http://schemas.microsoft.com/office/word/2010/wordprocessingDrawing" xmlns:wp="http://schemas.openxmlformats.org/drawingml/2006/wordprocessingDrawing" xmlns:w10="urn:schemas-microsoft-com:office:word" xmlns:w="http://schemas.openxmlformats.org/wordprocessingml/2006/main" xmlns:w14="http://schemas.microsoft.com/office/word/2010/wordml" xmlns:w15="http://schemas.microsoft.com/office/word/2012/wordml" xmlns:w16cex="http://schemas.microsoft.com/office/word/2018/wordml/cex" xmlns:w16cid="http://schemas.microsoft.com/office/word/2016/wordml/cid" xmlns:w16="http://schemas.microsoft.com/office/word/2018/wordml" xmlns:w16du="http://schemas.microsoft.com/office/word/2023/wordml/word16du" xmlns:w16sdtdh="http://schemas.microsoft.com/office/word/2020/wordml/sdtdatahash" xmlns:w16sdtfl="http://schemas.microsoft.com/office/word/2024/wordml/sdtformatlock" xmlns:w16se="http://schemas.microsoft.com/office/word/2015/wordml/symex" xmlns:wpg="http://schemas.microsoft.com/office/word/2010/wordprocessingGroup" xmlns:wpi="http://schemas.microsoft.com/office/word/2010/wordprocessingInk" xmlns:wne="http://schemas.microsoft.com/office/word/2006/wordml" xmlns:wps="http://schemas.microsoft.com/office/word/2010/wordprocessingShape" mc:Ignorable="w14 w15 w16se w16cid w16 w16cex w16sdtdh w16sdtfl w16du wp14">
+<w:endnotes xmlns:wpc="http://schemas.microsoft.com/office/word/2010/wordprocessingCanvas" xmlns:cx="http://schemas.microsoft.com/office/drawing/2014/chartex" xmlns:cx1="http://schemas.microsoft.com/office/drawing/2015/9/8/chartex" xmlns:cx2="http://schemas.microsoft.com/office/drawing/2015/10/21/chartex" xmlns:cx3="http://schemas.microsoft.com/office/drawing/2016/5/9/chartex" xmlns:cx4="http://schemas.microsoft.com/office/drawing/2016/5/10/chartex" xmlns:cx5="http://schemas.microsoft.com/office/drawing/2016/5/11/chartex" xmlns:cx6="http://schemas.microsoft.com/office/drawing/2016/5/12/chartex" xmlns:cx7="http://schemas.microsoft.com/office/drawing/2016/5/13/chartex" xmlns:cx8="http://schemas.microsoft.com/office/drawing/2016/5/14/chartex" xmlns:mc="http://schemas.openxmlformats.org/markup-compatibility/2006" xmlns:aink="http://schemas.microsoft.com/office/drawing/2016/ink" xmlns:am3d="http://schemas.microsoft.com/office/drawing/2017/model3d" xmlns:o="urn:schemas-microsoft-com:office:office" xmlns:oel="http://schemas.microsoft.com/office/2019/extlst" xmlns:r="http://schemas.openxmlformats.org/officeDocument/2006/relationships" xmlns:m="http://schemas.openxmlformats.org/officeDocument/2006/math" xmlns:v="urn:schemas-microsoft-com:vml" xmlns:wp14="http://schemas.microsoft.com/office/word/2010/wordprocessingDrawing" xmlns:wp="http://schemas.openxmlformats.org/drawingml/2006/wordprocessingDrawing" xmlns:w10="urn:schemas-microsoft-com:office:word" xmlns:w="http://schemas.openxmlformats.org/wordprocessingml/2006/main" xmlns:w14="http://schemas.microsoft.com/office/word/2010/wordml" xmlns:w15="http://schemas.microsoft.com/office/word/2012/wordml" xmlns:w16cei="http://schemas.microsoft.com/office/word/2026/wordml/cei" xmlns:w16cex="http://schemas.microsoft.com/office/word/2018/wordml/cex" xmlns:w16cid="http://schemas.microsoft.com/office/word/2016/wordml/cid" xmlns:w16="http://schemas.microsoft.com/office/word/2018/wordml" xmlns:w16du="http://schemas.microsoft.com/office/word/2023/wordml/word16du" xmlns:w16sdtdh="http://schemas.microsoft.com/office/word/2020/wordml/sdtdatahash" xmlns:w16sdtfl="http://schemas.microsoft.com/office/word/2024/wordml/sdtformatlock" xmlns:w16se="http://schemas.microsoft.com/office/word/2015/wordml/symex" xmlns:wpg="http://schemas.microsoft.com/office/word/2010/wordprocessingGroup" xmlns:wpi="http://schemas.microsoft.com/office/word/2010/wordprocessingInk" xmlns:wne="http://schemas.microsoft.com/office/word/2006/wordml" xmlns:wps="http://schemas.microsoft.com/office/word/2010/wordprocessingShape" mc:Ignorable="w14 w15 w16se w16cid w16 w16cex w16sdtdh w16sdtfl w16du wp14">
   <w:endnote w:type="separator" w:id="-1">
     <w:p>
       <w:pPr>
@@ -351,7 +351,7 @@
 </file>
 
 <file path=word/footnotes.xml><?xml version="1.0" encoding="utf-8"?>
-<w:footnotes xmlns:wpc="http://schemas.microsoft.com/office/word/2010/wordprocessingCanvas" xmlns:cx="http://schemas.microsoft.com/office/drawing/2014/chartex" xmlns:cx1="http://schemas.microsoft.com/office/drawing/2015/9/8/chartex" xmlns:cx2="http://schemas.microsoft.com/office/drawing/2015/10/21/chartex" xmlns:cx3="http://schemas.microsoft.com/office/drawing/2016/5/9/chartex" xmlns:cx4="http://schemas.microsoft.com/office/drawing/2016/5/10/chartex" xmlns:cx5="http://schemas.microsoft.com/office/drawing/2016/5/11/chartex" xmlns:cx6="http://schemas.microsoft.com/office/drawing/2016/5/12/chartex" xmlns:cx7="http://schemas.microsoft.com/office/drawing/2016/5/13/chartex" xmlns:cx8="http://schemas.microsoft.com/office/drawing/2016/5/14/chartex" xmlns:mc="http://schemas.openxmlformats.org/markup-compatibility/2006" xmlns:aink="http://schemas.microsoft.com/office/drawing/2016/ink" xmlns:am3d="http://schemas.microsoft.com/office/drawing/2017/model3d" xmlns:o="urn:schemas-microsoft-com:office:office" xmlns:oel="http://schemas.microsoft.com/office/2019/extlst" xmlns:r="http://schemas.openxmlformats.org/officeDocument/2006/relationships" xmlns:m="http://schemas.openxmlformats.org/officeDocument/2006/math" xmlns:v="urn:schemas-microsoft-com:vml" xmlns:wp14="http://schemas.microsoft.com/office/word/2010/wordprocessingDrawing" xmlns:wp="http://schemas.openxmlformats.org/drawingml/2006/wordprocessingDrawing" xmlns:w10="urn:schemas-microsoft-com:office:word" xmlns:w="http://schemas.openxmlformats.org/wordprocessingml/2006/main" xmlns:w14="http://schemas.microsoft.com/office/word/2010/wordml" xmlns:w15="http://schemas.microsoft.com/office/word/2012/wordml" xmlns:w16cex="http://schemas.microsoft.com/office/word/2018/wordml/cex" xmlns:w16cid="http://schemas.microsoft.com/office/word/2016/wordml/cid" xmlns:w16="http://schemas.microsoft.com/office/word/2018/wordml" xmlns:w16du="http://schemas.microsoft.com/office/word/2023/wordml/word16du" xmlns:w16sdtdh="http://schemas.microsoft.com/office/word/2020/wordml/sdtdatahash" xmlns:w16sdtfl="http://schemas.microsoft.com/office/word/2024/wordml/sdtformatlock" xmlns:w16se="http://schemas.microsoft.com/office/word/2015/wordml/symex" xmlns:wpg="http://schemas.microsoft.com/office/word/2010/wordprocessingGroup" xmlns:wpi="http://schemas.microsoft.com/office/word/2010/wordprocessingInk" xmlns:wne="http://schemas.microsoft.com/office/word/2006/wordml" xmlns:wps="http://schemas.microsoft.com/office/word/2010/wordprocessingShape" mc:Ignorable="w14 w15 w16se w16cid w16 w16cex w16sdtdh w16sdtfl w16du wp14">
+<w:footnotes xmlns:wpc="http://schemas.microsoft.com/office/word/2010/wordprocessingCanvas" xmlns:cx="http://schemas.microsoft.com/office/drawing/2014/chartex" xmlns:cx1="http://schemas.microsoft.com/office/drawing/2015/9/8/chartex" xmlns:cx2="http://schemas.microsoft.com/office/drawing/2015/10/21/chartex" xmlns:cx3="http://schemas.microsoft.com/office/drawing/2016/5/9/chartex" xmlns:cx4="http://schemas.microsoft.com/office/drawing/2016/5/10/chartex" xmlns:cx5="http://schemas.microsoft.com/office/drawing/2016/5/11/chartex" xmlns:cx6="http://schemas.microsoft.com/office/drawing/2016/5/12/chartex" xmlns:cx7="http://schemas.microsoft.com/office/drawing/2016/5/13/chartex" xmlns:cx8="http://schemas.microsoft.com/office/drawing/2016/5/14/chartex" xmlns:mc="http://schemas.openxmlformats.org/markup-compatibility/2006" xmlns:aink="http://schemas.microsoft.com/office/drawing/2016/ink" xmlns:am3d="http://schemas.microsoft.com/office/drawing/2017/model3d" xmlns:o="urn:schemas-microsoft-com:office:office" xmlns:oel="http://schemas.microsoft.com/office/2019/extlst" xmlns:r="http://schemas.openxmlformats.org/officeDocument/2006/relationships" xmlns:m="http://schemas.openxmlformats.org/officeDocument/2006/math" xmlns:v="urn:schemas-microsoft-com:vml" xmlns:wp14="http://schemas.microsoft.com/office/word/2010/wordprocessingDrawing" xmlns:wp="http://schemas.openxmlformats.org/drawingml/2006/wordprocessingDrawing" xmlns:w10="urn:schemas-microsoft-com:office:word" xmlns:w="http://schemas.openxmlformats.org/wordprocessingml/2006/main" xmlns:w14="http://schemas.microsoft.com/office/word/2010/wordml" xmlns:w15="http://schemas.microsoft.com/office/word/2012/wordml" xmlns:w16cei="http://schemas.microsoft.com/office/word/2026/wordml/cei" xmlns:w16cex="http://schemas.microsoft.com/office/word/2018/wordml/cex" xmlns:w16cid="http://schemas.microsoft.com/office/word/2016/wordml/cid" xmlns:w16="http://schemas.microsoft.com/office/word/2018/wordml" xmlns:w16du="http://schemas.microsoft.com/office/word/2023/wordml/word16du" xmlns:w16sdtdh="http://schemas.microsoft.com/office/word/2020/wordml/sdtdatahash" xmlns:w16sdtfl="http://schemas.microsoft.com/office/word/2024/wordml/sdtformatlock" xmlns:w16se="http://schemas.microsoft.com/office/word/2015/wordml/symex" xmlns:wpg="http://schemas.microsoft.com/office/word/2010/wordprocessingGroup" xmlns:wpi="http://schemas.microsoft.com/office/word/2010/wordprocessingInk" xmlns:wne="http://schemas.microsoft.com/office/word/2006/wordml" xmlns:wps="http://schemas.microsoft.com/office/word/2010/wordprocessingShape" mc:Ignorable="w14 w15 w16se w16cid w16 w16cex w16sdtdh w16sdtfl w16du wp14">
   <w:footnote w:type="separator" w:id="-1">
     <w:p>
       <w:r>
@@ -386,7 +386,7 @@
 </file>
 
 <file path=word/numbering.xml><?xml version="1.0" encoding="utf-8"?>
-<w:numbering xmlns:wpc="http://schemas.microsoft.com/office/word/2010/wordprocessingCanvas" xmlns:cx="http://schemas.microsoft.com/office/drawing/2014/chartex" xmlns:cx1="http://schemas.microsoft.com/office/drawing/2015/9/8/chartex" xmlns:cx2="http://schemas.microsoft.com/office/drawing/2015/10/21/chartex" xmlns:cx3="http://schemas.microsoft.com/office/drawing/2016/5/9/chartex" xmlns:cx4="http://schemas.microsoft.com/office/drawing/2016/5/10/chartex" xmlns:cx5="http://schemas.microsoft.com/office/drawing/2016/5/11/chartex" xmlns:cx6="http://schemas.microsoft.com/office/drawing/2016/5/12/chartex" xmlns:cx7="http://schemas.microsoft.com/office/drawing/2016/5/13/chartex" xmlns:cx8="http://schemas.microsoft.com/office/drawing/2016/5/14/chartex" xmlns:mc="http://schemas.openxmlformats.org/markup-compatibility/2006" xmlns:aink="http://schemas.microsoft.com/office/drawing/2016/ink" xmlns:am3d="http://schemas.microsoft.com/office/drawing/2017/model3d" xmlns:o="urn:schemas-microsoft-com:office:office" xmlns:oel="http://schemas.microsoft.com/office/2019/extlst" xmlns:r="http://schemas.openxmlformats.org/officeDocument/2006/relationships" xmlns:m="http://schemas.openxmlformats.org/officeDocument/2006/math" xmlns:v="urn:schemas-microsoft-com:vml" xmlns:wp14="http://schemas.microsoft.com/office/word/2010/wordprocessingDrawing" xmlns:wp="http://schemas.openxmlformats.org/drawingml/2006/wordprocessingDrawing" xmlns:w10="urn:schemas-microsoft-com:office:word" xmlns:w="http://schemas.openxmlformats.org/wordprocessingml/2006/main" xmlns:w14="http://schemas.microsoft.com/office/word/2010/wordml" xmlns:w15="http://schemas.microsoft.com/office/word/2012/wordml" xmlns:w16cex="http://schemas.microsoft.com/office/word/2018/wordml/cex" xmlns:w16cid="http://schemas.microsoft.com/office/word/2016/wordml/cid" xmlns:w16="http://schemas.microsoft.com/office/word/2018/wordml" xmlns:w16du="http://schemas.microsoft.com/office/word/2023/wordml/word16du" xmlns:w16sdtdh="http://schemas.microsoft.com/office/word/2020/wordml/sdtdatahash" xmlns:w16sdtfl="http://schemas.microsoft.com/office/word/2024/wordml/sdtformatlock" xmlns:w16se="http://schemas.microsoft.com/office/word/2015/wordml/symex" xmlns:wpg="http://schemas.microsoft.com/office/word/2010/wordprocessingGroup" xmlns:wpi="http://schemas.microsoft.com/office/word/2010/wordprocessingInk" xmlns:wne="http://schemas.microsoft.com/office/word/2006/wordml" xmlns:wps="http://schemas.microsoft.com/office/word/2010/wordprocessingShape" mc:Ignorable="w14 w15 w16se w16cid w16 w16cex w16sdtdh w16sdtfl w16du wp14">
+<w:numbering xmlns:wpc="http://schemas.microsoft.com/office/word/2010/wordprocessingCanvas" xmlns:cx="http://schemas.microsoft.com/office/drawing/2014/chartex" xmlns:cx1="http://schemas.microsoft.com/office/drawing/2015/9/8/chartex" xmlns:cx2="http://schemas.microsoft.com/office/drawing/2015/10/21/chartex" xmlns:cx3="http://schemas.microsoft.com/office/drawing/2016/5/9/chartex" xmlns:cx4="http://schemas.microsoft.com/office/drawing/2016/5/10/chartex" xmlns:cx5="http://schemas.microsoft.com/office/drawing/2016/5/11/chartex" xmlns:cx6="http://schemas.microsoft.com/office/drawing/2016/5/12/chartex" xmlns:cx7="http://schemas.microsoft.com/office/drawing/2016/5/13/chartex" xmlns:cx8="http://schemas.microsoft.com/office/drawing/2016/5/14/chartex" xmlns:mc="http://schemas.openxmlformats.org/markup-compatibility/2006" xmlns:aink="http://schemas.microsoft.com/office/drawing/2016/ink" xmlns:am3d="http://schemas.microsoft.com/office/drawing/2017/model3d" xmlns:o="urn:schemas-microsoft-com:office:office" xmlns:oel="http://schemas.microsoft.com/office/2019/extlst" xmlns:r="http://schemas.openxmlformats.org/officeDocument/2006/relationships" xmlns:m="http://schemas.openxmlformats.org/officeDocument/2006/math" xmlns:v="urn:schemas-microsoft-com:vml" xmlns:wp14="http://schemas.microsoft.com/office/word/2010/wordprocessingDrawing" xmlns:wp="http://schemas.openxmlformats.org/drawingml/2006/wordprocessingDrawing" xmlns:w10="urn:schemas-microsoft-com:office:word" xmlns:w="http://schemas.openxmlformats.org/wordprocessingml/2006/main" xmlns:w14="http://schemas.microsoft.com/office/word/2010/wordml" xmlns:w15="http://schemas.microsoft.com/office/word/2012/wordml" xmlns:w16cei="http://schemas.microsoft.com/office/word/2026/wordml/cei" xmlns:w16cex="http://schemas.microsoft.com/office/word/2018/wordml/cex" xmlns:w16cid="http://schemas.microsoft.com/office/word/2016/wordml/cid" xmlns:w16="http://schemas.microsoft.com/office/word/2018/wordml" xmlns:w16du="http://schemas.microsoft.com/office/word/2023/wordml/word16du" xmlns:w16sdtdh="http://schemas.microsoft.com/office/word/2020/wordml/sdtdatahash" xmlns:w16sdtfl="http://schemas.microsoft.com/office/word/2024/wordml/sdtformatlock" xmlns:w16se="http://schemas.microsoft.com/office/word/2015/wordml/symex" xmlns:wpg="http://schemas.microsoft.com/office/word/2010/wordprocessingGroup" xmlns:wpi="http://schemas.microsoft.com/office/word/2010/wordprocessingInk" xmlns:wne="http://schemas.microsoft.com/office/word/2006/wordml" xmlns:wps="http://schemas.microsoft.com/office/word/2010/wordprocessingShape" mc:Ignorable="w14 w15 w16se w16cid w16 w16cex w16sdtdh w16sdtfl w16du wp14">
   <w:abstractNum w:abstractNumId="0" w15:restartNumberingAfterBreak="0">
     <w:nsid w:val="170CD2DE"/>
     <w:multiLevelType w:val="multilevel"/>
@@ -491,8 +491,106 @@
       </w:pPr>
     </w:lvl>
   </w:abstractNum>
+  <w:abstractNum w:abstractNumId="1" w15:restartNumberingAfterBreak="0">
+    <w:nsid w:val="7D267578"/>
+    <w:multiLevelType w:val="multilevel"/>
+    <w:tmpl w:val="04090025"/>
+    <w:lvl w:ilvl="0">
+      <w:start w:val="1"/>
+      <w:numFmt w:val="decimal"/>
+      <w:pStyle w:val="Heading1"/>
+      <w:lvlText w:val="%1"/>
+      <w:lvlJc w:val="left"/>
+      <w:pPr>
+        <w:ind w:left="432" w:hanging="432"/>
+      </w:pPr>
+    </w:lvl>
+    <w:lvl w:ilvl="1">
+      <w:start w:val="1"/>
+      <w:numFmt w:val="decimal"/>
+      <w:pStyle w:val="Heading2"/>
+      <w:lvlText w:val="%1.%2"/>
+      <w:lvlJc w:val="left"/>
+      <w:pPr>
+        <w:ind w:left="576" w:hanging="576"/>
+      </w:pPr>
+    </w:lvl>
+    <w:lvl w:ilvl="2">
+      <w:start w:val="1"/>
+      <w:numFmt w:val="decimal"/>
+      <w:pStyle w:val="Heading3"/>
+      <w:lvlText w:val="%1.%2.%3"/>
+      <w:lvlJc w:val="left"/>
+      <w:pPr>
+        <w:ind w:left="720" w:hanging="720"/>
+      </w:pPr>
+    </w:lvl>
+    <w:lvl w:ilvl="3">
+      <w:start w:val="1"/>
+      <w:numFmt w:val="decimal"/>
+      <w:pStyle w:val="Heading4"/>
+      <w:lvlText w:val="%1.%2.%3.%4"/>
+      <w:lvlJc w:val="left"/>
+      <w:pPr>
+        <w:ind w:left="864" w:hanging="864"/>
+      </w:pPr>
+    </w:lvl>
+    <w:lvl w:ilvl="4">
+      <w:start w:val="1"/>
+      <w:numFmt w:val="decimal"/>
+      <w:pStyle w:val="Heading5"/>
+      <w:lvlText w:val="%1.%2.%3.%4.%5"/>
+      <w:lvlJc w:val="left"/>
+      <w:pPr>
+        <w:ind w:left="1008" w:hanging="1008"/>
+      </w:pPr>
+    </w:lvl>
+    <w:lvl w:ilvl="5">
+      <w:start w:val="1"/>
+      <w:numFmt w:val="decimal"/>
+      <w:pStyle w:val="Heading6"/>
+      <w:lvlText w:val="%1.%2.%3.%4.%5.%6"/>
+      <w:lvlJc w:val="left"/>
+      <w:pPr>
+        <w:ind w:left="1152" w:hanging="1152"/>
+      </w:pPr>
+    </w:lvl>
+    <w:lvl w:ilvl="6">
+      <w:start w:val="1"/>
+      <w:numFmt w:val="decimal"/>
+      <w:pStyle w:val="Heading7"/>
+      <w:lvlText w:val="%1.%2.%3.%4.%5.%6.%7"/>
+      <w:lvlJc w:val="left"/>
+      <w:pPr>
+        <w:ind w:left="1296" w:hanging="1296"/>
+      </w:pPr>
+    </w:lvl>
+    <w:lvl w:ilvl="7">
+      <w:start w:val="1"/>
+      <w:numFmt w:val="decimal"/>
+      <w:pStyle w:val="Heading8"/>
+      <w:lvlText w:val="%1.%2.%3.%4.%5.%6.%7.%8"/>
+      <w:lvlJc w:val="left"/>
+      <w:pPr>
+        <w:ind w:left="1440" w:hanging="1440"/>
+      </w:pPr>
+    </w:lvl>
+    <w:lvl w:ilvl="8">
+      <w:start w:val="1"/>
+      <w:numFmt w:val="decimal"/>
+      <w:pStyle w:val="Heading9"/>
+      <w:lvlText w:val="%1.%2.%3.%4.%5.%6.%7.%8.%9"/>
+      <w:lvlJc w:val="left"/>
+      <w:pPr>
+        <w:ind w:left="1584" w:hanging="1584"/>
+      </w:pPr>
+    </w:lvl>
+  </w:abstractNum>
   <w:num w:numId="1" w16cid:durableId="2095545600">
     <w:abstractNumId w:val="0"/>
+  </w:num>
+  <w:num w:numId="2" w16cid:durableId="695933409">
+    <w:abstractNumId w:val="1"/>
   </w:num>
 </w:numbering>
 </file>
@@ -772,23 +870,76 @@
     <w:next w:val="BodyText"/>
     <w:uiPriority w:val="9"/>
     <w:qFormat/>
+    <w:rsid w:val="00842366"/>
     <w:pPr>
       <w:keepNext/>
       <w:keepLines/>
+      <w:numPr>
+        <w:numId w:val="2"/>
+      </w:numPr>
       <w:spacing w:before="480" w:after="0"/>
       <w:outlineLvl w:val="0"/>
+    </w:pPr>
+    <w:rPr>
+      <w:rFonts w:asciiTheme="majorHAnsi" w:eastAsiaTheme="majorEastAsia" w:hAnsiTheme="majorHAnsi" w:cstheme="majorBidi"/>
+      <w:b/>
+      <w:bCs/>
+      <w:sz w:val="32"/>
+      <w:szCs w:val="32"/>
+    </w:rPr>
+  </w:style>
+  <w:style w:type="paragraph" w:styleId="Heading2">
+    <w:name w:val="heading 2"/>
+    <w:basedOn w:val="Normal"/>
+    <w:next w:val="BodyText"/>
+    <w:uiPriority w:val="9"/>
+    <w:unhideWhenUsed/>
+    <w:qFormat/>
+    <w:rsid w:val="00842366"/>
+    <w:pPr>
+      <w:keepNext/>
+      <w:keepLines/>
+      <w:numPr>
+        <w:ilvl w:val="1"/>
+        <w:numId w:val="2"/>
+      </w:numPr>
+      <w:spacing w:before="200" w:after="0"/>
+      <w:outlineLvl w:val="1"/>
+    </w:pPr>
+    <w:rPr>
+      <w:rFonts w:asciiTheme="majorHAnsi" w:eastAsiaTheme="majorEastAsia" w:hAnsiTheme="majorHAnsi" w:cstheme="majorBidi"/>
+      <w:b/>
+      <w:bCs/>
+      <w:sz w:val="28"/>
+      <w:szCs w:val="28"/>
+    </w:rPr>
+  </w:style>
+  <w:style w:type="paragraph" w:styleId="Heading3">
+    <w:name w:val="heading 3"/>
+    <w:basedOn w:val="Normal"/>
+    <w:next w:val="BodyText"/>
+    <w:uiPriority w:val="9"/>
+    <w:unhideWhenUsed/>
+    <w:qFormat/>
+    <w:pPr>
+      <w:keepNext/>
+      <w:keepLines/>
+      <w:numPr>
+        <w:ilvl w:val="2"/>
+        <w:numId w:val="2"/>
+      </w:numPr>
+      <w:spacing w:before="200" w:after="0"/>
+      <w:outlineLvl w:val="2"/>
     </w:pPr>
     <w:rPr>
       <w:rFonts w:asciiTheme="majorHAnsi" w:eastAsiaTheme="majorEastAsia" w:hAnsiTheme="majorHAnsi" w:cstheme="majorBidi"/>
       <w:b/>
       <w:bCs/>
       <w:color w:val="4F81BD" w:themeColor="accent1"/>
-      <w:sz w:val="32"/>
-      <w:szCs w:val="32"/>
-    </w:rPr>
-  </w:style>
-  <w:style w:type="paragraph" w:styleId="Heading2">
-    <w:name w:val="heading 2"/>
+    </w:rPr>
+  </w:style>
+  <w:style w:type="paragraph" w:styleId="Heading4">
+    <w:name w:val="heading 4"/>
     <w:basedOn w:val="Normal"/>
     <w:next w:val="BodyText"/>
     <w:uiPriority w:val="9"/>
@@ -797,48 +948,10 @@
     <w:pPr>
       <w:keepNext/>
       <w:keepLines/>
-      <w:spacing w:before="200" w:after="0"/>
-      <w:outlineLvl w:val="1"/>
-    </w:pPr>
-    <w:rPr>
-      <w:rFonts w:asciiTheme="majorHAnsi" w:eastAsiaTheme="majorEastAsia" w:hAnsiTheme="majorHAnsi" w:cstheme="majorBidi"/>
-      <w:b/>
-      <w:bCs/>
-      <w:color w:val="4F81BD" w:themeColor="accent1"/>
-      <w:sz w:val="28"/>
-      <w:szCs w:val="28"/>
-    </w:rPr>
-  </w:style>
-  <w:style w:type="paragraph" w:styleId="Heading3">
-    <w:name w:val="heading 3"/>
-    <w:basedOn w:val="Normal"/>
-    <w:next w:val="BodyText"/>
-    <w:uiPriority w:val="9"/>
-    <w:unhideWhenUsed/>
-    <w:qFormat/>
-    <w:pPr>
-      <w:keepNext/>
-      <w:keepLines/>
-      <w:spacing w:before="200" w:after="0"/>
-      <w:outlineLvl w:val="2"/>
-    </w:pPr>
-    <w:rPr>
-      <w:rFonts w:asciiTheme="majorHAnsi" w:eastAsiaTheme="majorEastAsia" w:hAnsiTheme="majorHAnsi" w:cstheme="majorBidi"/>
-      <w:b/>
-      <w:bCs/>
-      <w:color w:val="4F81BD" w:themeColor="accent1"/>
-    </w:rPr>
-  </w:style>
-  <w:style w:type="paragraph" w:styleId="Heading4">
-    <w:name w:val="heading 4"/>
-    <w:basedOn w:val="Normal"/>
-    <w:next w:val="BodyText"/>
-    <w:uiPriority w:val="9"/>
-    <w:unhideWhenUsed/>
-    <w:qFormat/>
-    <w:pPr>
-      <w:keepNext/>
-      <w:keepLines/>
+      <w:numPr>
+        <w:ilvl w:val="3"/>
+        <w:numId w:val="2"/>
+      </w:numPr>
       <w:spacing w:before="200" w:after="0"/>
       <w:outlineLvl w:val="3"/>
     </w:pPr>
@@ -859,6 +972,10 @@
     <w:pPr>
       <w:keepNext/>
       <w:keepLines/>
+      <w:numPr>
+        <w:ilvl w:val="4"/>
+        <w:numId w:val="2"/>
+      </w:numPr>
       <w:spacing w:before="200" w:after="0"/>
       <w:outlineLvl w:val="4"/>
     </w:pPr>
@@ -878,6 +995,10 @@
     <w:pPr>
       <w:keepNext/>
       <w:keepLines/>
+      <w:numPr>
+        <w:ilvl w:val="5"/>
+        <w:numId w:val="2"/>
+      </w:numPr>
       <w:spacing w:before="200" w:after="0"/>
       <w:outlineLvl w:val="5"/>
     </w:pPr>
@@ -896,6 +1017,10 @@
     <w:pPr>
       <w:keepNext/>
       <w:keepLines/>
+      <w:numPr>
+        <w:ilvl w:val="6"/>
+        <w:numId w:val="2"/>
+      </w:numPr>
       <w:spacing w:before="200" w:after="0"/>
       <w:outlineLvl w:val="6"/>
     </w:pPr>
@@ -914,6 +1039,10 @@
     <w:pPr>
       <w:keepNext/>
       <w:keepLines/>
+      <w:numPr>
+        <w:ilvl w:val="7"/>
+        <w:numId w:val="2"/>
+      </w:numPr>
       <w:spacing w:before="200" w:after="0"/>
       <w:outlineLvl w:val="7"/>
     </w:pPr>
@@ -932,6 +1061,10 @@
     <w:pPr>
       <w:keepNext/>
       <w:keepLines/>
+      <w:numPr>
+        <w:ilvl w:val="8"/>
+        <w:numId w:val="2"/>
+      </w:numPr>
       <w:spacing w:before="200" w:after="0"/>
       <w:outlineLvl w:val="8"/>
     </w:pPr>
@@ -994,6 +1127,7 @@
     <w:basedOn w:val="Normal"/>
     <w:next w:val="BodyText"/>
     <w:qFormat/>
+    <w:rsid w:val="00842366"/>
     <w:pPr>
       <w:keepNext/>
       <w:keepLines/>
@@ -1004,7 +1138,6 @@
       <w:rFonts w:asciiTheme="majorHAnsi" w:eastAsiaTheme="majorEastAsia" w:hAnsiTheme="majorHAnsi" w:cstheme="majorBidi"/>
       <w:b/>
       <w:bCs/>
-      <w:color w:val="345A8A" w:themeColor="accent1" w:themeShade="B5"/>
       <w:sz w:val="36"/>
       <w:szCs w:val="36"/>
     </w:rPr>
@@ -1047,6 +1180,7 @@
     <w:basedOn w:val="Normal"/>
     <w:next w:val="Abstract"/>
     <w:qFormat/>
+    <w:rsid w:val="007A55D4"/>
     <w:pPr>
       <w:keepNext/>
       <w:keepLines/>
@@ -1055,7 +1189,6 @@
     </w:pPr>
     <w:rPr>
       <w:b/>
-      <w:color w:val="345A8A"/>
       <w:sz w:val="20"/>
       <w:szCs w:val="20"/>
     </w:rPr>
